--- a/ibm6450/files/07_Experiment_Design_Guide.docx
+++ b/ibm6450/files/07_Experiment_Design_Guide.docx
@@ -582,7 +582,7 @@
         <w:t>Expected cost.</w:t>
       </w:r>
       <w:r>
-        <w:t xml:space="preserve"> 2 seeds × 135 rows × 2 coders ≈ 540 rows ≈ $0.90.</w:t>
+        <w:t xml:space="preserve"> 2 seeds × 394 rows × 2 coders ≈ 1,600 rows ≈ $2.50.</w:t>
       </w:r>
     </w:p>
     <w:p>
